--- a/docs/enrollment/Primary_Enrollment_Data_Source_Overview.docx
+++ b/docs/enrollment/Primary_Enrollment_Data_Source_Overview.docx
@@ -115,7 +115,7 @@
           <w:szCs w:val="28"/>
         </w:rPr>
         <w:br/>
-        <w:t>https://oklahoma.gov/education/services/student-information/state-public-enrollment-totals.html</w:t>
+        <w:t>https://oklahoma.gov/education/services/student-information/achieved-years-enrollment-totals.html</w:t>
       </w:r>
     </w:p>
     <w:p>
@@ -143,7 +143,7 @@
         <w:rPr>
           <w:rFonts w:cs="Calibri"/>
         </w:rPr>
-        <w:t>For each school year, the state posts a handful of spreadsheet files — some covering every school statewide, others broken down further by race and gender. File names and layouts have changed over the years, but a file has been available for every year going back to 2016.</w:t>
+        <w:t>For each school year, the state posts a handful of spreadsheet files — some covering every school statewide, others broken down further by race and gender. File names and layouts have changed over the years, but a file has been available for every year going back to 2016. Since October 2026 the state keeps these year-by-year files on its Achieved Years Enrollment Totals page, linked above. The original enrollment totals page now offers a single combined download instead.</w:t>
       </w:r>
     </w:p>
     <w:p>
@@ -251,7 +251,7 @@
         <w:rPr>
           <w:rFonts w:cs="Calibri"/>
         </w:rPr>
-        <w:t>Each time the dashboard data refreshes, the program rechecks the state's website and automatically picks up any newly published school year — no manual work required.</w:t>
+        <w:t>Each time the dashboard data refreshes, the program rechecks the state's website and automatically picks up any newly published school year on that page — no manual work required. If the state posts a new school year only in its combined download instead, the program stops and raises an alert rather than leaving that year out unnoticed.</w:t>
       </w:r>
     </w:p>
     <w:p>
